--- a/Legacy of the Lost Earth - Combined.docx
+++ b/Legacy of the Lost Earth - Combined.docx
@@ -6715,6 +6715,12 @@
       <w:tr>
         <w:tblPrEx>
           <w:tblLayout w:type="fixed"/>
+          <w:tblCellMar>
+            <w:top w:w="15" w:type="dxa"/>
+            <w:left w:w="15" w:type="dxa"/>
+            <w:bottom w:w="15" w:type="dxa"/>
+            <w:right w:w="15" w:type="dxa"/>
+          </w:tblCellMar>
         </w:tblPrEx>
         <w:trPr>
           <w:tblCellSpacing w:w="15" w:type="dxa"/>
@@ -7040,6 +7046,12 @@
       <w:tr>
         <w:tblPrEx>
           <w:tblLayout w:type="fixed"/>
+          <w:tblCellMar>
+            <w:top w:w="15" w:type="dxa"/>
+            <w:left w:w="15" w:type="dxa"/>
+            <w:bottom w:w="15" w:type="dxa"/>
+            <w:right w:w="15" w:type="dxa"/>
+          </w:tblCellMar>
         </w:tblPrEx>
         <w:trPr>
           <w:tblCellSpacing w:w="15" w:type="dxa"/>
@@ -7423,6 +7435,12 @@
       <w:tr>
         <w:tblPrEx>
           <w:tblLayout w:type="fixed"/>
+          <w:tblCellMar>
+            <w:top w:w="15" w:type="dxa"/>
+            <w:left w:w="15" w:type="dxa"/>
+            <w:bottom w:w="15" w:type="dxa"/>
+            <w:right w:w="15" w:type="dxa"/>
+          </w:tblCellMar>
         </w:tblPrEx>
         <w:trPr>
           <w:tblCellSpacing w:w="15" w:type="dxa"/>
@@ -11786,6 +11804,12 @@
       <w:tr>
         <w:tblPrEx>
           <w:tblLayout w:type="fixed"/>
+          <w:tblCellMar>
+            <w:top w:w="15" w:type="dxa"/>
+            <w:left w:w="15" w:type="dxa"/>
+            <w:bottom w:w="15" w:type="dxa"/>
+            <w:right w:w="15" w:type="dxa"/>
+          </w:tblCellMar>
         </w:tblPrEx>
         <w:trPr>
           <w:tblCellSpacing w:w="15" w:type="dxa"/>
@@ -22480,21 +22504,13 @@
     </w:p>
     <w:p>
       <w:pPr>
-        <w:pStyle w:val="15"/>
+        <w:pStyle w:val="3"/>
         <w:keepNext w:val="0"/>
         <w:keepLines w:val="0"/>
         <w:widowControl/>
         <w:suppressLineNumbers w:val="0"/>
-        <w:rPr>
-          <w:rFonts w:hint="default"/>
-          <w:lang w:val="en"/>
-        </w:rPr>
-      </w:pPr>
-      <w:r>
-        <w:rPr>
-          <w:rFonts w:hint="default"/>
-          <w:lang w:val="en"/>
-        </w:rPr>
+      </w:pPr>
+      <w:r>
         <w:t>Chapter 11</w:t>
       </w:r>
     </w:p>
@@ -22519,7 +22535,7 @@
         <w:suppressLineNumbers w:val="0"/>
       </w:pPr>
       <w:r>
-        <w:t>They halted roughly fifty meters away, instinctively spreading out as they took in the quiet surroundings. The river flowed steadily beneath the bridge, its surface reflecting the dull red of the sky.</w:t>
+        <w:t>They halted roughly fifty meters away, instinctively spreading out as they took in the quiet surroundings. The river flowed steadily beneath the bridge, its surface reflecting the dull red of the sky. Kael narrowed his eyes.</w:t>
       </w:r>
     </w:p>
     <w:p>
@@ -22531,12 +22547,6 @@
         <w:suppressLineNumbers w:val="0"/>
       </w:pPr>
       <w:r>
-        <w:t>Kael narrowed his eyes.</w:t>
-      </w:r>
-      <w:r>
-        <w:br w:type="textWrapping"/>
-      </w:r>
-      <w:r>
         <w:t>“This place looks clear,” he said quietly. “But just to be sure, I’ll move ahead and check. Everyone stay here.”</w:t>
       </w:r>
     </w:p>
@@ -22633,7 +22643,7 @@
         <w:suppressLineNumbers w:val="0"/>
       </w:pPr>
       <w:r>
-        <w:t>Kael slowed his pace, each step measured as he approached the bridge.</w:t>
+        <w:t>Kael slowed his pace, each step measured as he approached the bridge. Then he saw them.</w:t>
       </w:r>
     </w:p>
     <w:p>
@@ -22645,7 +22655,7 @@
         <w:suppressLineNumbers w:val="0"/>
       </w:pPr>
       <w:r>
-        <w:t>Then he saw them.</w:t>
+        <w:t>Two massive, mutated red foxes stood on the bridge, heads lowered as they drank from the river. They were far larger than any normal fox—monstrous, almost wolf-like in size. One stood nearly 1.2 meters tall at the shoulder, the other closer to 1.3 meters. Their fur burned a deep, vivid red, and their eyes glinted with sharp intelligence and ferocity. Their paws ended in long, hooked claws that scraped faintly against the concrete.</w:t>
       </w:r>
     </w:p>
     <w:p>
@@ -22657,7 +22667,7 @@
         <w:suppressLineNumbers w:val="0"/>
       </w:pPr>
       <w:r>
-        <w:t>Two massive mutated red foxes stood on the bridge, heads lowered as they drank from the river. They were far larger than any normal fox—monstrous, almost wolf-like in size. One stood nearly 1.2 meters tall at the shoulder, the other closer to 1.3 meters. Their fur burned a deep, vivid red, and their eyes glinted with sharp intelligence and ferocity. Their paws ended in long, hooked claws that scraped faintly against the concrete.</w:t>
+        <w:t>The bridge itself was littered with corpses—human bodies, shattered birds, and the remains of other animals. It was clear this spot had become their hunting ground.</w:t>
       </w:r>
     </w:p>
     <w:p>
@@ -22669,7 +22679,7 @@
         <w:suppressLineNumbers w:val="0"/>
       </w:pPr>
       <w:r>
-        <w:t>The bridge itself was littered with corpses—human bodies, shattered birds, and the remains of other animals. It was clear this spot had become their hunting ground.</w:t>
+        <w:t>Iris ran a focused scan.</w:t>
       </w:r>
     </w:p>
     <w:p>
@@ -22681,7 +22691,7 @@
         <w:suppressLineNumbers w:val="0"/>
       </w:pPr>
       <w:r>
-        <w:t>Iris ran a focused scan.</w:t>
+        <w:t>“Kael,” she said grimly, “the smaller fox exhibits strength approximately nine times greater than a normal specimen. The larger one exceeds ten times its baseline strength. This will be a highly dangerous engagement. Victory will require coordinated combat from the entire group.”</w:t>
       </w:r>
     </w:p>
     <w:p>
@@ -22693,29 +22703,7 @@
         <w:suppressLineNumbers w:val="0"/>
       </w:pPr>
       <w:r>
-        <w:t xml:space="preserve">“Kael,” she said grimly, “the smaller fox exhibits strength approximately </w:t>
-      </w:r>
-      <w:r>
-        <w:rPr>
-          <w:rFonts w:hint="default"/>
-          <w:lang w:val="en"/>
-        </w:rPr>
-        <w:t xml:space="preserve">nine </w:t>
-      </w:r>
-      <w:bookmarkStart w:id="0" w:name="_GoBack"/>
-      <w:bookmarkEnd w:id="0"/>
-      <w:r>
-        <w:t xml:space="preserve">times greater than a normal specimen. The larger one exceeds </w:t>
-      </w:r>
-      <w:r>
-        <w:rPr>
-          <w:rFonts w:hint="default"/>
-          <w:lang w:val="en"/>
-        </w:rPr>
-        <w:t xml:space="preserve">ten </w:t>
-      </w:r>
-      <w:r>
-        <w:t>times its baseline strength. This will be a highly dangerous engagement. Victory will require coordinated combat from the entire group.”</w:t>
+        <w:t>Kael slowly backed away, never taking his eyes off the foxes, then returned to the others and relayed what he saw. Silence fell over the group.</w:t>
       </w:r>
     </w:p>
     <w:p>
@@ -22727,7 +22715,7 @@
         <w:suppressLineNumbers w:val="0"/>
       </w:pPr>
       <w:r>
-        <w:t>Kael slowly backed away, never turning his eyes from the foxes, then returned to the others and relayed everything.</w:t>
+        <w:t>Grandpa Tanaka was the first to speak. His voice was calm, but firm. “From your description, these creatures are not something one person can handle alone.” He straightened, gripping his metal rod more tightly. “This time, I’ll fight as well.”</w:t>
       </w:r>
     </w:p>
     <w:p>
@@ -22739,7 +22727,7 @@
         <w:suppressLineNumbers w:val="0"/>
       </w:pPr>
       <w:r>
-        <w:t>Silence fell over the group.</w:t>
+        <w:t>Nakamura’s eyes widened. “Father—”</w:t>
       </w:r>
     </w:p>
     <w:p>
@@ -22751,13 +22739,7 @@
         <w:suppressLineNumbers w:val="0"/>
       </w:pPr>
       <w:r>
-        <w:t>Grandpa Tanaka was the first to speak. His voice was calm, but firm.</w:t>
-      </w:r>
-      <w:r>
-        <w:br w:type="textWrapping"/>
-      </w:r>
-      <w:r>
-        <w:t>“From your description, these creatures are not something one person can handle alone.”</w:t>
+        <w:t>Tanaka raised a hand, stopping him. “Listen. There are two foxes. We split our forces. You don’t need to worry about me; compared to before, I feel much stronger. I should be able to handle a few moves.” He turned to Kael. “Nakamura and I will handle the larger one. Kael, you take the smaller fox.”</w:t>
       </w:r>
     </w:p>
     <w:p>
@@ -22769,13 +22751,7 @@
         <w:suppressLineNumbers w:val="0"/>
       </w:pPr>
       <w:r>
-        <w:t>He straightened, gripping his metal rod more tightly.</w:t>
-      </w:r>
-      <w:r>
-        <w:br w:type="textWrapping"/>
-      </w:r>
-      <w:r>
-        <w:t>“This time, I’ll fight as well.”</w:t>
+        <w:t>Then he looked to Maya. “Maya, support whoever needs it with the pulse gun.”</w:t>
       </w:r>
     </w:p>
     <w:p>
@@ -22787,7 +22763,7 @@
         <w:suppressLineNumbers w:val="0"/>
       </w:pPr>
       <w:r>
-        <w:t>Nakamura’s eyes widened. “Father—”</w:t>
+        <w:t>Finally, his gaze shifted to Hirota. “Hirota, you stay back. Protect Emily and Cherry at all costs.”</w:t>
       </w:r>
     </w:p>
     <w:p>
@@ -22799,7 +22775,7 @@
         <w:suppressLineNumbers w:val="0"/>
       </w:pPr>
       <w:r>
-        <w:t>Tanaka raised a hand, stopping him. “Listen. There are two foxes. We split our forces.”</w:t>
+        <w:t>Hirota nodded immediately, pulling Emily a little closer. Cherry’s ears flattened, her body tense as she stared toward the bridge.</w:t>
       </w:r>
     </w:p>
     <w:p>
@@ -22811,13 +22787,7 @@
         <w:suppressLineNumbers w:val="0"/>
       </w:pPr>
       <w:r>
-        <w:t>He turned to Kael.</w:t>
-      </w:r>
-      <w:r>
-        <w:br w:type="textWrapping"/>
-      </w:r>
-      <w:r>
-        <w:t>“Nakamura and I will handle the larger one. Kael, you take the smaller fox.”</w:t>
+        <w:t>Nakamura and Grandpa Tanaka moved forward first, with Kael following right behind. The group advanced carefully, Nakamura leading the way at a cautious pace. The view over the bridge was exactly as Kael had described: a grim graveyard littered with remains.</w:t>
       </w:r>
     </w:p>
     <w:p>
@@ -22829,13 +22799,7 @@
         <w:suppressLineNumbers w:val="0"/>
       </w:pPr>
       <w:r>
-        <w:t>Then he looked to Maya.</w:t>
-      </w:r>
-      <w:r>
-        <w:br w:type="textWrapping"/>
-      </w:r>
-      <w:r>
-        <w:t>“Maya, support whoever needs it with the pulse gun.”</w:t>
+        <w:t>The two foxes were now resting beside the corpses. The larger one was facing the entrance, while the smaller one sat sideways. Nakamura and Grandpa Tanaka used military signals to communicate. Suddenly, they rushed toward the larger red fox.</w:t>
       </w:r>
     </w:p>
     <w:p>
@@ -22847,13 +22811,7 @@
         <w:suppressLineNumbers w:val="0"/>
       </w:pPr>
       <w:r>
-        <w:t>Finally, his gaze shifted to Hirota.</w:t>
-      </w:r>
-      <w:r>
-        <w:br w:type="textWrapping"/>
-      </w:r>
-      <w:r>
-        <w:t>“Hirota, you stay back. Protect Emily and Cherry at all costs.”</w:t>
+        <w:t>Seeing them, the beast pounced from its resting position and let out a deafening roar. Nakamura swung his electric baton, but the fox was fast—it bit down on the weapon. To Nakamura's shock, the electricity failed to trigger through the creature’s thick, insulated fur.</w:t>
       </w:r>
     </w:p>
     <w:p>
@@ -22865,7 +22823,7 @@
         <w:suppressLineNumbers w:val="0"/>
       </w:pPr>
       <w:r>
-        <w:t>Hirota nodded immediately, pulling Emily a little closer. Cherry’s ears flattened, her body tense as she stared toward the bridge.</w:t>
+        <w:t>Seizing the moment of distraction, Grandpa Tanaka launched his attack, striking the fox's leg joint with his solid metal rod. The blow forced the fox’s leg to buckle, sending it crashing forward.</w:t>
       </w:r>
     </w:p>
     <w:p>
@@ -22875,11 +22833,616 @@
         <w:keepLines w:val="0"/>
         <w:widowControl/>
         <w:suppressLineNumbers w:val="0"/>
+      </w:pPr>
+      <w:r>
+        <w:t>the roar of the larger fox alerted its mate. Kael rushed forward, thrusting his makeshift spear before the smaller fox could fully stand. Despite the suddenness of the attack, the fox tilted its head at the last second; the spear merely scraped through its fur.</w:t>
+      </w:r>
+    </w:p>
+    <w:p>
+      <w:pPr>
+        <w:pStyle w:val="15"/>
+        <w:keepNext w:val="0"/>
+        <w:keepLines w:val="0"/>
+        <w:widowControl/>
+        <w:suppressLineNumbers w:val="0"/>
+      </w:pPr>
+      <w:r>
+        <w:t>The smaller fox leaped back, landing lightly as its claws scraped the concrete. Its lips peeled back from its teeth, a low, guttural growl vibrating from deep in its throat.</w:t>
+      </w:r>
+    </w:p>
+    <w:p>
+      <w:pPr>
+        <w:pStyle w:val="15"/>
+        <w:keepNext w:val="0"/>
+        <w:keepLines w:val="0"/>
+        <w:widowControl/>
+        <w:suppressLineNumbers w:val="0"/>
+      </w:pPr>
+      <w:r>
+        <w:t>“Khrrrr—”</w:t>
+      </w:r>
+    </w:p>
+    <w:p>
+      <w:pPr>
+        <w:pStyle w:val="15"/>
+        <w:keepNext w:val="0"/>
+        <w:keepLines w:val="0"/>
+        <w:widowControl/>
+        <w:suppressLineNumbers w:val="0"/>
+      </w:pPr>
+      <w:r>
+        <w:t xml:space="preserve">Kael didn’t give it time to settle. He lunged again, twisting his spear mid-thrust and aiming for the neck. The fox reacted instantly, its body blurring sideways as its muscles coiled and released with terrifying speed. Kael’s spear struck empty air, the shaft slamming into the bridge railing with a sharp </w:t>
+      </w:r>
+      <w:r>
+        <w:rPr>
+          <w:i/>
+        </w:rPr>
+        <w:t>clang</w:t>
+      </w:r>
+      <w:r>
+        <w:t>.</w:t>
+      </w:r>
+    </w:p>
+    <w:p>
+      <w:pPr>
+        <w:pStyle w:val="15"/>
+        <w:keepNext w:val="0"/>
+        <w:keepLines w:val="0"/>
+        <w:widowControl/>
+        <w:suppressLineNumbers w:val="0"/>
+      </w:pPr>
+      <w:r>
+        <w:t>Before Kael could recover, the fox counterattacked.</w:t>
+      </w:r>
+    </w:p>
+    <w:p>
+      <w:pPr>
+        <w:pStyle w:val="15"/>
+        <w:keepNext w:val="0"/>
+        <w:keepLines w:val="0"/>
+        <w:widowControl/>
+        <w:suppressLineNumbers w:val="0"/>
+      </w:pPr>
+      <w:r>
+        <w:t>“SKREEEE—!”</w:t>
+      </w:r>
+    </w:p>
+    <w:p>
+      <w:pPr>
+        <w:pStyle w:val="15"/>
+        <w:keepNext w:val="0"/>
+        <w:keepLines w:val="0"/>
+        <w:widowControl/>
+        <w:suppressLineNumbers w:val="0"/>
+      </w:pPr>
+      <w:r>
+        <w:t>It sprang forward, jaws snapping and claws slashing toward Kael’s chest. Kael barely managed to roll sideways. The claws missed his ribs by a hair’s breadth, instead tearing through the concrete behind him and leaving deep gouges.</w:t>
+      </w:r>
+    </w:p>
+    <w:p>
+      <w:pPr>
+        <w:pStyle w:val="15"/>
+        <w:keepNext w:val="0"/>
+        <w:keepLines w:val="0"/>
+        <w:widowControl/>
+        <w:suppressLineNumbers w:val="0"/>
+      </w:pPr>
+      <w:r>
+        <w:t>Kael slid to one knee and swung the spear horizontally. The fox ducked under the arc and leapt again, this time aiming straight for Kael’s throat.</w:t>
+      </w:r>
+    </w:p>
+    <w:p>
+      <w:pPr>
+        <w:pStyle w:val="15"/>
+        <w:keepNext w:val="0"/>
+        <w:keepLines w:val="0"/>
+        <w:widowControl/>
+        <w:suppressLineNumbers w:val="0"/>
+      </w:pPr>
+      <w:r>
+        <w:t>“Damn it—!”</w:t>
+      </w:r>
+    </w:p>
+    <w:p>
+      <w:pPr>
+        <w:pStyle w:val="15"/>
+        <w:keepNext w:val="0"/>
+        <w:keepLines w:val="0"/>
+        <w:widowControl/>
+        <w:suppressLineNumbers w:val="0"/>
+      </w:pPr>
+      <w:r>
+        <w:t xml:space="preserve">Kael braced the spear vertically just in time. </w:t>
+      </w:r>
+      <w:r>
+        <w:rPr>
+          <w:i/>
+        </w:rPr>
+        <w:t>CRACK!</w:t>
+      </w:r>
+      <w:r>
+        <w:t xml:space="preserve"> The fox’s jaws slammed down on the shaft, teeth grinding against the metal. The impact sent a shock through Kael’s arms, nearly ripping the weapon from his grip. The fox snarled, saliva dripping as it shook its head violently, trying to wrench the spear away.</w:t>
+      </w:r>
+    </w:p>
+    <w:p>
+      <w:pPr>
+        <w:pStyle w:val="15"/>
+        <w:keepNext w:val="0"/>
+        <w:keepLines w:val="0"/>
+        <w:widowControl/>
+        <w:suppressLineNumbers w:val="0"/>
+      </w:pPr>
+      <w:r>
+        <w:t>Kael growled through clenched teeth. “Not… happening!”</w:t>
+      </w:r>
+    </w:p>
+    <w:p>
+      <w:pPr>
+        <w:pStyle w:val="15"/>
+        <w:keepNext w:val="0"/>
+        <w:keepLines w:val="0"/>
+        <w:widowControl/>
+        <w:suppressLineNumbers w:val="0"/>
+      </w:pPr>
+      <w:r>
+        <w:t xml:space="preserve">He twisted his grip and drove his knee forward, slamming it into the fox’s chest. </w:t>
+      </w:r>
+      <w:r>
+        <w:rPr>
+          <w:i/>
+        </w:rPr>
+        <w:t>THUD!</w:t>
+      </w:r>
+      <w:r>
+        <w:t xml:space="preserve"> The fox was thrown back, landing awkwardly—but it didn't stay down. Its claws screeched against the bridge as it steadied itself. Its eyes locked onto Kael: cold, calculating, and predatory.</w:t>
+      </w:r>
+    </w:p>
+    <w:p>
+      <w:pPr>
+        <w:pStyle w:val="15"/>
+        <w:keepNext w:val="0"/>
+        <w:keepLines w:val="0"/>
+        <w:widowControl/>
+        <w:suppressLineNumbers w:val="0"/>
+      </w:pPr>
+      <w:r>
+        <w:t>On the other side of the bridge, the larger fox roared again, the sound echoing like thunder. Nakamura dashed forward, swinging his baton toward the fox’s head. The fox snapped at the baton again—but this time, Nakamura found a gap in its guard.</w:t>
+      </w:r>
+    </w:p>
+    <w:p>
+      <w:pPr>
+        <w:pStyle w:val="15"/>
+        <w:keepNext w:val="0"/>
+        <w:keepLines w:val="0"/>
+        <w:widowControl/>
+        <w:suppressLineNumbers w:val="0"/>
+      </w:pPr>
+      <w:r>
+        <w:rPr>
+          <w:i/>
+        </w:rPr>
+        <w:t>BZZZT!</w:t>
+      </w:r>
+    </w:p>
+    <w:p>
+      <w:pPr>
+        <w:pStyle w:val="15"/>
+        <w:keepNext w:val="0"/>
+        <w:keepLines w:val="0"/>
+        <w:widowControl/>
+        <w:suppressLineNumbers w:val="0"/>
+      </w:pPr>
+      <w:r>
+        <w:t>The electricity surged. The fox shrieked, its body convulsing as the current ran through its jaws. But it didn't collapse. Instead, it powered through the shock and slammed its head sideways, knocking Nakamura off balance. The baton flew from his hand, skidding across the concrete.</w:t>
+      </w:r>
+    </w:p>
+    <w:p>
+      <w:pPr>
+        <w:pStyle w:val="15"/>
+        <w:keepNext w:val="0"/>
+        <w:keepLines w:val="0"/>
+        <w:widowControl/>
+        <w:suppressLineNumbers w:val="0"/>
+      </w:pPr>
+      <w:r>
+        <w:t>“Nakamura!” Tanaka shouted.</w:t>
+      </w:r>
+    </w:p>
+    <w:p>
+      <w:pPr>
+        <w:pStyle w:val="15"/>
+        <w:keepNext w:val="0"/>
+        <w:keepLines w:val="0"/>
+        <w:widowControl/>
+        <w:suppressLineNumbers w:val="0"/>
+      </w:pPr>
+      <w:r>
+        <w:t xml:space="preserve">Before the fox could capitalize on the opening, Tanaka stepped in. He raised his metal rod and brought it down with all his strength onto the fox’s shoulder joint. </w:t>
+      </w:r>
+      <w:r>
+        <w:rPr>
+          <w:i/>
+        </w:rPr>
+        <w:t>CRACK!</w:t>
+      </w:r>
+      <w:r>
+        <w:t xml:space="preserve"> The sickening sound of breaking bone followed. The fox roared in pain, its massive body staggering.</w:t>
+      </w:r>
+    </w:p>
+    <w:p>
+      <w:pPr>
+        <w:pStyle w:val="15"/>
+        <w:keepNext w:val="0"/>
+        <w:keepLines w:val="0"/>
+        <w:widowControl/>
+        <w:suppressLineNumbers w:val="0"/>
+      </w:pPr>
+      <w:r>
+        <w:t xml:space="preserve">Tanaka followed through, striking again at the knee. The fox’s leg buckled, and it collapsed partially, hitting the bridge with a heavy </w:t>
+      </w:r>
+      <w:r>
+        <w:rPr>
+          <w:i/>
+        </w:rPr>
+        <w:t>BOOM</w:t>
+      </w:r>
+      <w:r>
+        <w:t xml:space="preserve"> that shook the entire structure.</w:t>
+      </w:r>
+    </w:p>
+    <w:p>
+      <w:pPr>
+        <w:pStyle w:val="15"/>
+        <w:keepNext w:val="0"/>
+        <w:keepLines w:val="0"/>
+        <w:widowControl/>
+        <w:suppressLineNumbers w:val="0"/>
+      </w:pPr>
+      <w:r>
+        <w:t xml:space="preserve">But even wounded, it was lethal. With a furious snarl, the fox swung its massive tail. Tanaka was too close. </w:t>
+      </w:r>
+      <w:r>
+        <w:rPr>
+          <w:i/>
+        </w:rPr>
+        <w:t>WHAM!</w:t>
+      </w:r>
+      <w:r>
+        <w:t xml:space="preserve"> The tail struck his side like a battering ram, sending him flying several meters. He hit the ground hard and didn’t immediately move.</w:t>
+      </w:r>
+    </w:p>
+    <w:p>
+      <w:pPr>
+        <w:pStyle w:val="15"/>
+        <w:keepNext w:val="0"/>
+        <w:keepLines w:val="0"/>
+        <w:widowControl/>
+        <w:suppressLineNumbers w:val="0"/>
+      </w:pPr>
+      <w:r>
+        <w:t>“Father!!” Nakamura shouted.</w:t>
+      </w:r>
+    </w:p>
+    <w:p>
+      <w:pPr>
+        <w:pStyle w:val="15"/>
+        <w:keepNext w:val="0"/>
+        <w:keepLines w:val="0"/>
+        <w:widowControl/>
+        <w:suppressLineNumbers w:val="0"/>
+      </w:pPr>
+      <w:r>
+        <w:t>The larger fox began to rise again, one leg shaking but still functional.</w:t>
+      </w:r>
+    </w:p>
+    <w:p>
+      <w:pPr>
+        <w:pStyle w:val="15"/>
+        <w:keepNext w:val="0"/>
+        <w:keepLines w:val="0"/>
+        <w:widowControl/>
+        <w:suppressLineNumbers w:val="0"/>
+      </w:pPr>
+      <w:r>
+        <w:t>Back with Kael, the smaller fox circled him slowly, tail swaying. Kael steadied his breathing.</w:t>
+      </w:r>
+    </w:p>
+    <w:p>
+      <w:pPr>
+        <w:pStyle w:val="15"/>
+        <w:keepNext w:val="0"/>
+        <w:keepLines w:val="0"/>
+        <w:widowControl/>
+        <w:suppressLineNumbers w:val="0"/>
+      </w:pPr>
+      <w:r>
+        <w:t>“Iris,” he whispered mentally, “any weak points?”</w:t>
+      </w:r>
+    </w:p>
+    <w:p>
+      <w:pPr>
+        <w:pStyle w:val="15"/>
+        <w:keepNext w:val="0"/>
+        <w:keepLines w:val="0"/>
+        <w:widowControl/>
+        <w:suppressLineNumbers w:val="0"/>
+      </w:pPr>
+      <w:r>
+        <w:t>“Kael,” Iris replied, “target the joints or the eyes. Its agility is its greatest advantage. You must limit its movement.”</w:t>
+      </w:r>
+    </w:p>
+    <w:p>
+      <w:pPr>
+        <w:pStyle w:val="15"/>
+        <w:keepNext w:val="0"/>
+        <w:keepLines w:val="0"/>
+        <w:widowControl/>
+        <w:suppressLineNumbers w:val="0"/>
+      </w:pPr>
+      <w:r>
+        <w:t xml:space="preserve">The fox lunged. This time, Kael didn’t retreat—he stepped </w:t>
+      </w:r>
+      <w:r>
+        <w:rPr>
+          <w:i/>
+        </w:rPr>
+        <w:t>into</w:t>
+      </w:r>
+      <w:r>
+        <w:t xml:space="preserve"> the attack. The fox’s claws slashed across his shoulder, tearing fabric and skin. Pain exploded, but Kael pushed through it.</w:t>
+      </w:r>
+    </w:p>
+    <w:p>
+      <w:pPr>
+        <w:pStyle w:val="15"/>
+        <w:keepNext w:val="0"/>
+        <w:keepLines w:val="0"/>
+        <w:widowControl/>
+        <w:suppressLineNumbers w:val="0"/>
+      </w:pPr>
+      <w:r>
+        <w:t>“Gah—!”</w:t>
+      </w:r>
+    </w:p>
+    <w:p>
+      <w:pPr>
+        <w:pStyle w:val="15"/>
+        <w:keepNext w:val="0"/>
+        <w:keepLines w:val="0"/>
+        <w:widowControl/>
+        <w:suppressLineNumbers w:val="0"/>
+      </w:pPr>
+      <w:r>
+        <w:t>Using the momentum, Kael drove the spear downward—not to kill, but to pin. The blade punched through the fox’s front paw.</w:t>
+      </w:r>
+    </w:p>
+    <w:p>
+      <w:pPr>
+        <w:pStyle w:val="15"/>
+        <w:keepNext w:val="0"/>
+        <w:keepLines w:val="0"/>
+        <w:widowControl/>
+        <w:suppressLineNumbers w:val="0"/>
+      </w:pPr>
+      <w:r>
+        <w:t>“SKREEEEE—!!”</w:t>
+      </w:r>
+    </w:p>
+    <w:p>
+      <w:pPr>
+        <w:pStyle w:val="15"/>
+        <w:keepNext w:val="0"/>
+        <w:keepLines w:val="0"/>
+        <w:widowControl/>
+        <w:suppressLineNumbers w:val="0"/>
+      </w:pPr>
+      <w:r>
+        <w:t>The fox screamed, thrashing violently. Kael yanked the spear sideways, tearing through muscle and tendon. The fox collapsed onto its side, its front leg useless. But it still snapped wildly, its jaws clamping shut inches from Kael’s leg.</w:t>
+      </w:r>
+    </w:p>
+    <w:p>
+      <w:pPr>
+        <w:pStyle w:val="15"/>
+        <w:keepNext w:val="0"/>
+        <w:keepLines w:val="0"/>
+        <w:widowControl/>
+        <w:suppressLineNumbers w:val="0"/>
+      </w:pPr>
+      <w:r>
+        <w:t>Kael raised the spear high. “This ends—NOW!”</w:t>
+      </w:r>
+    </w:p>
+    <w:p>
+      <w:pPr>
+        <w:pStyle w:val="15"/>
+        <w:keepNext w:val="0"/>
+        <w:keepLines w:val="0"/>
+        <w:widowControl/>
+        <w:suppressLineNumbers w:val="0"/>
+      </w:pPr>
+      <w:r>
+        <w:t>He brought it down with everything he had. The spear plunged through the fox’s skull. The body jerked once… then went still. Kael staggered back, breathing heavily, blood dripping from his shoulder.</w:t>
+      </w:r>
+    </w:p>
+    <w:p>
+      <w:pPr>
+        <w:pStyle w:val="15"/>
+        <w:keepNext w:val="0"/>
+        <w:keepLines w:val="0"/>
+        <w:widowControl/>
+        <w:suppressLineNumbers w:val="0"/>
+      </w:pPr>
+      <w:r>
+        <w:t>“One… down…”</w:t>
+      </w:r>
+    </w:p>
+    <w:p>
+      <w:pPr>
+        <w:pStyle w:val="15"/>
+        <w:keepNext w:val="0"/>
+        <w:keepLines w:val="0"/>
+        <w:widowControl/>
+        <w:suppressLineNumbers w:val="0"/>
+      </w:pPr>
+      <w:r>
+        <w:t>“Kael!!” Maya shouted.</w:t>
+      </w:r>
+    </w:p>
+    <w:p>
+      <w:pPr>
+        <w:pStyle w:val="15"/>
+        <w:keepNext w:val="0"/>
+        <w:keepLines w:val="0"/>
+        <w:widowControl/>
+        <w:suppressLineNumbers w:val="0"/>
+      </w:pPr>
+      <w:r>
+        <w:t>The larger fox was charging again—straight at Nakamura. Nakamura grabbed his fallen baton, rolled, and activated it just as the fox lunged.</w:t>
+      </w:r>
+    </w:p>
+    <w:p>
+      <w:pPr>
+        <w:pStyle w:val="15"/>
+        <w:keepNext w:val="0"/>
+        <w:keepLines w:val="0"/>
+        <w:widowControl/>
+        <w:suppressLineNumbers w:val="0"/>
+      </w:pPr>
+      <w:r>
+        <w:rPr>
+          <w:i/>
+        </w:rPr>
+        <w:t>BZZZZT—!</w:t>
+      </w:r>
+      <w:r>
+        <w:t xml:space="preserve"> He drove the baton directly into its exposed neck. The fox howled, its body seizing. Tanaka forced himself up, blood at the corner of his mouth.</w:t>
+      </w:r>
+    </w:p>
+    <w:p>
+      <w:pPr>
+        <w:pStyle w:val="15"/>
+        <w:keepNext w:val="0"/>
+        <w:keepLines w:val="0"/>
+        <w:widowControl/>
+        <w:suppressLineNumbers w:val="0"/>
+      </w:pPr>
+      <w:r>
+        <w:t>“Hold it… there!!”</w:t>
+      </w:r>
+    </w:p>
+    <w:p>
+      <w:pPr>
+        <w:pStyle w:val="15"/>
+        <w:keepNext w:val="0"/>
+        <w:keepLines w:val="0"/>
+        <w:widowControl/>
+        <w:suppressLineNumbers w:val="0"/>
+      </w:pPr>
+      <w:r>
+        <w:t xml:space="preserve">With a roar of effort, Tanaka swung his rod one final time, slamming it straight into the fox’s skull. </w:t>
+      </w:r>
+      <w:r>
+        <w:rPr>
+          <w:i/>
+        </w:rPr>
+        <w:t>CRUNCH.</w:t>
+      </w:r>
+      <w:r>
+        <w:t xml:space="preserve"> The massive body collapsed. Silence fell over the bridge, broken only by heavy breathing. Kael leaned on his spear, chest heaving. Cherry let out a soft, anxious mewl from Emily’s arms.</w:t>
+      </w:r>
+    </w:p>
+    <w:p>
+      <w:pPr>
+        <w:pStyle w:val="15"/>
+        <w:keepNext w:val="0"/>
+        <w:keepLines w:val="0"/>
+        <w:widowControl/>
+        <w:suppressLineNumbers w:val="0"/>
+      </w:pPr>
+      <w:r>
+        <w:t>Hirota whispered, awed and shaken, “…They’re dead.”</w:t>
+      </w:r>
+    </w:p>
+    <w:p>
+      <w:pPr>
+        <w:pStyle w:val="15"/>
+        <w:keepNext w:val="0"/>
+        <w:keepLines w:val="0"/>
+        <w:widowControl/>
+        <w:suppressLineNumbers w:val="0"/>
+      </w:pPr>
+      <w:r>
+        <w:t>Iris’s voice sounded in Kael’s mind. “Confirmed. Both hostile entities neutralized.”</w:t>
+      </w:r>
+    </w:p>
+    <w:p>
+      <w:pPr>
+        <w:pStyle w:val="15"/>
+        <w:keepNext w:val="0"/>
+        <w:keepLines w:val="0"/>
+        <w:widowControl/>
+        <w:suppressLineNumbers w:val="0"/>
+      </w:pPr>
+      <w:r>
+        <w:t>Kael looked at the blood-soaked bridge, the river below flowing on as if nothing had happened.</w:t>
+      </w:r>
+    </w:p>
+    <w:p>
+      <w:pPr>
+        <w:pStyle w:val="15"/>
+        <w:keepNext w:val="0"/>
+        <w:keepLines w:val="0"/>
+        <w:widowControl/>
+        <w:suppressLineNumbers w:val="0"/>
+      </w:pPr>
+      <w:r>
+        <w:t>“Then,” he said hoarsely, “we move. Now.”</w:t>
+      </w:r>
+    </w:p>
+    <w:p>
+      <w:pPr>
+        <w:pStyle w:val="15"/>
+        <w:keepNext w:val="0"/>
+        <w:keepLines w:val="0"/>
+        <w:widowControl/>
+        <w:suppressLineNumbers w:val="0"/>
+      </w:pPr>
+      <w:r>
+        <w:t>And this time, nothing stood between them and the river.</w:t>
+      </w:r>
+    </w:p>
+    <w:p>
+      <w:pPr>
+        <w:pStyle w:val="15"/>
+        <w:keepNext w:val="0"/>
+        <w:keepLines w:val="0"/>
+        <w:widowControl/>
+        <w:suppressLineNumbers w:val="0"/>
+      </w:pPr>
+    </w:p>
+    <w:p>
+      <w:pPr>
+        <w:pStyle w:val="15"/>
+        <w:keepNext w:val="0"/>
+        <w:keepLines w:val="0"/>
+        <w:widowControl/>
+        <w:suppressLineNumbers w:val="0"/>
+      </w:pPr>
+    </w:p>
+    <w:p>
+      <w:pPr>
+        <w:pStyle w:val="15"/>
+        <w:keepNext w:val="0"/>
+        <w:keepLines w:val="0"/>
+        <w:widowControl/>
+        <w:suppressLineNumbers w:val="0"/>
         <w:rPr>
           <w:rFonts w:hint="default"/>
           <w:lang w:val="en"/>
         </w:rPr>
       </w:pPr>
+      <w:bookmarkStart w:id="0" w:name="_GoBack"/>
+      <w:bookmarkEnd w:id="0"/>
     </w:p>
     <w:sectPr>
       <w:pgSz w:w="11906" w:h="16838"/>

--- a/Legacy of the Lost Earth - Combined.docx
+++ b/Legacy of the Lost Earth - Combined.docx
@@ -4810,12 +4810,6 @@
       <w:tr>
         <w:tblPrEx>
           <w:tblLayout w:type="fixed"/>
-          <w:tblCellMar>
-            <w:top w:w="15" w:type="dxa"/>
-            <w:left w:w="15" w:type="dxa"/>
-            <w:bottom w:w="15" w:type="dxa"/>
-            <w:right w:w="15" w:type="dxa"/>
-          </w:tblCellMar>
         </w:tblPrEx>
         <w:trPr>
           <w:tblHeader/>
@@ -4875,12 +4869,6 @@
       <w:tr>
         <w:tblPrEx>
           <w:tblLayout w:type="fixed"/>
-          <w:tblCellMar>
-            <w:top w:w="15" w:type="dxa"/>
-            <w:left w:w="15" w:type="dxa"/>
-            <w:bottom w:w="15" w:type="dxa"/>
-            <w:right w:w="15" w:type="dxa"/>
-          </w:tblCellMar>
         </w:tblPrEx>
         <w:trPr>
           <w:tblCellSpacing w:w="15" w:type="dxa"/>
@@ -4933,12 +4921,6 @@
       <w:tr>
         <w:tblPrEx>
           <w:tblLayout w:type="fixed"/>
-          <w:tblCellMar>
-            <w:top w:w="15" w:type="dxa"/>
-            <w:left w:w="15" w:type="dxa"/>
-            <w:bottom w:w="15" w:type="dxa"/>
-            <w:right w:w="15" w:type="dxa"/>
-          </w:tblCellMar>
         </w:tblPrEx>
         <w:trPr>
           <w:tblCellSpacing w:w="15" w:type="dxa"/>
@@ -4991,12 +4973,6 @@
       <w:tr>
         <w:tblPrEx>
           <w:tblLayout w:type="fixed"/>
-          <w:tblCellMar>
-            <w:top w:w="15" w:type="dxa"/>
-            <w:left w:w="15" w:type="dxa"/>
-            <w:bottom w:w="15" w:type="dxa"/>
-            <w:right w:w="15" w:type="dxa"/>
-          </w:tblCellMar>
         </w:tblPrEx>
         <w:trPr>
           <w:tblCellSpacing w:w="15" w:type="dxa"/>
@@ -5322,12 +5298,6 @@
       <w:tr>
         <w:tblPrEx>
           <w:tblLayout w:type="fixed"/>
-          <w:tblCellMar>
-            <w:top w:w="15" w:type="dxa"/>
-            <w:left w:w="15" w:type="dxa"/>
-            <w:bottom w:w="15" w:type="dxa"/>
-            <w:right w:w="15" w:type="dxa"/>
-          </w:tblCellMar>
         </w:tblPrEx>
         <w:trPr>
           <w:tblCellSpacing w:w="15" w:type="dxa"/>
@@ -6384,12 +6354,6 @@
       <w:tr>
         <w:tblPrEx>
           <w:tblLayout w:type="fixed"/>
-          <w:tblCellMar>
-            <w:top w:w="15" w:type="dxa"/>
-            <w:left w:w="15" w:type="dxa"/>
-            <w:bottom w:w="15" w:type="dxa"/>
-            <w:right w:w="15" w:type="dxa"/>
-          </w:tblCellMar>
         </w:tblPrEx>
         <w:trPr>
           <w:tblCellSpacing w:w="15" w:type="dxa"/>
@@ -6650,12 +6614,6 @@
       <w:tr>
         <w:tblPrEx>
           <w:tblLayout w:type="fixed"/>
-          <w:tblCellMar>
-            <w:top w:w="15" w:type="dxa"/>
-            <w:left w:w="15" w:type="dxa"/>
-            <w:bottom w:w="15" w:type="dxa"/>
-            <w:right w:w="15" w:type="dxa"/>
-          </w:tblCellMar>
         </w:tblPrEx>
         <w:trPr>
           <w:tblHeader/>
@@ -6715,12 +6673,6 @@
       <w:tr>
         <w:tblPrEx>
           <w:tblLayout w:type="fixed"/>
-          <w:tblCellMar>
-            <w:top w:w="15" w:type="dxa"/>
-            <w:left w:w="15" w:type="dxa"/>
-            <w:bottom w:w="15" w:type="dxa"/>
-            <w:right w:w="15" w:type="dxa"/>
-          </w:tblCellMar>
         </w:tblPrEx>
         <w:trPr>
           <w:tblCellSpacing w:w="15" w:type="dxa"/>
@@ -6773,12 +6725,6 @@
       <w:tr>
         <w:tblPrEx>
           <w:tblLayout w:type="fixed"/>
-          <w:tblCellMar>
-            <w:top w:w="15" w:type="dxa"/>
-            <w:left w:w="15" w:type="dxa"/>
-            <w:bottom w:w="15" w:type="dxa"/>
-            <w:right w:w="15" w:type="dxa"/>
-          </w:tblCellMar>
         </w:tblPrEx>
         <w:trPr>
           <w:tblCellSpacing w:w="15" w:type="dxa"/>
@@ -6831,12 +6777,6 @@
       <w:tr>
         <w:tblPrEx>
           <w:tblLayout w:type="fixed"/>
-          <w:tblCellMar>
-            <w:top w:w="15" w:type="dxa"/>
-            <w:left w:w="15" w:type="dxa"/>
-            <w:bottom w:w="15" w:type="dxa"/>
-            <w:right w:w="15" w:type="dxa"/>
-          </w:tblCellMar>
         </w:tblPrEx>
         <w:trPr>
           <w:tblCellSpacing w:w="15" w:type="dxa"/>
@@ -6981,12 +6921,6 @@
       <w:tr>
         <w:tblPrEx>
           <w:tblLayout w:type="fixed"/>
-          <w:tblCellMar>
-            <w:top w:w="15" w:type="dxa"/>
-            <w:left w:w="15" w:type="dxa"/>
-            <w:bottom w:w="15" w:type="dxa"/>
-            <w:right w:w="15" w:type="dxa"/>
-          </w:tblCellMar>
         </w:tblPrEx>
         <w:trPr>
           <w:tblHeader/>
@@ -7046,12 +6980,6 @@
       <w:tr>
         <w:tblPrEx>
           <w:tblLayout w:type="fixed"/>
-          <w:tblCellMar>
-            <w:top w:w="15" w:type="dxa"/>
-            <w:left w:w="15" w:type="dxa"/>
-            <w:bottom w:w="15" w:type="dxa"/>
-            <w:right w:w="15" w:type="dxa"/>
-          </w:tblCellMar>
         </w:tblPrEx>
         <w:trPr>
           <w:tblCellSpacing w:w="15" w:type="dxa"/>
@@ -7104,12 +7032,6 @@
       <w:tr>
         <w:tblPrEx>
           <w:tblLayout w:type="fixed"/>
-          <w:tblCellMar>
-            <w:top w:w="15" w:type="dxa"/>
-            <w:left w:w="15" w:type="dxa"/>
-            <w:bottom w:w="15" w:type="dxa"/>
-            <w:right w:w="15" w:type="dxa"/>
-          </w:tblCellMar>
         </w:tblPrEx>
         <w:trPr>
           <w:tblCellSpacing w:w="15" w:type="dxa"/>
@@ -7162,12 +7084,6 @@
       <w:tr>
         <w:tblPrEx>
           <w:tblLayout w:type="fixed"/>
-          <w:tblCellMar>
-            <w:top w:w="15" w:type="dxa"/>
-            <w:left w:w="15" w:type="dxa"/>
-            <w:bottom w:w="15" w:type="dxa"/>
-            <w:right w:w="15" w:type="dxa"/>
-          </w:tblCellMar>
         </w:tblPrEx>
         <w:trPr>
           <w:tblCellSpacing w:w="15" w:type="dxa"/>
@@ -7435,12 +7351,6 @@
       <w:tr>
         <w:tblPrEx>
           <w:tblLayout w:type="fixed"/>
-          <w:tblCellMar>
-            <w:top w:w="15" w:type="dxa"/>
-            <w:left w:w="15" w:type="dxa"/>
-            <w:bottom w:w="15" w:type="dxa"/>
-            <w:right w:w="15" w:type="dxa"/>
-          </w:tblCellMar>
         </w:tblPrEx>
         <w:trPr>
           <w:tblCellSpacing w:w="15" w:type="dxa"/>
@@ -10175,12 +10085,6 @@
       <w:tr>
         <w:tblPrEx>
           <w:tblLayout w:type="fixed"/>
-          <w:tblCellMar>
-            <w:top w:w="15" w:type="dxa"/>
-            <w:left w:w="15" w:type="dxa"/>
-            <w:bottom w:w="15" w:type="dxa"/>
-            <w:right w:w="15" w:type="dxa"/>
-          </w:tblCellMar>
         </w:tblPrEx>
         <w:trPr>
           <w:tblCellSpacing w:w="15" w:type="dxa"/>
@@ -10231,12 +10135,6 @@
       <w:tr>
         <w:tblPrEx>
           <w:tblLayout w:type="fixed"/>
-          <w:tblCellMar>
-            <w:top w:w="15" w:type="dxa"/>
-            <w:left w:w="15" w:type="dxa"/>
-            <w:bottom w:w="15" w:type="dxa"/>
-            <w:right w:w="15" w:type="dxa"/>
-          </w:tblCellMar>
         </w:tblPrEx>
         <w:trPr>
           <w:tblCellSpacing w:w="15" w:type="dxa"/>
@@ -10287,12 +10185,6 @@
       <w:tr>
         <w:tblPrEx>
           <w:tblLayout w:type="fixed"/>
-          <w:tblCellMar>
-            <w:top w:w="15" w:type="dxa"/>
-            <w:left w:w="15" w:type="dxa"/>
-            <w:bottom w:w="15" w:type="dxa"/>
-            <w:right w:w="15" w:type="dxa"/>
-          </w:tblCellMar>
         </w:tblPrEx>
         <w:trPr>
           <w:tblCellSpacing w:w="15" w:type="dxa"/>
@@ -10343,12 +10235,6 @@
       <w:tr>
         <w:tblPrEx>
           <w:tblLayout w:type="fixed"/>
-          <w:tblCellMar>
-            <w:top w:w="15" w:type="dxa"/>
-            <w:left w:w="15" w:type="dxa"/>
-            <w:bottom w:w="15" w:type="dxa"/>
-            <w:right w:w="15" w:type="dxa"/>
-          </w:tblCellMar>
         </w:tblPrEx>
         <w:trPr>
           <w:tblCellSpacing w:w="15" w:type="dxa"/>
@@ -10449,12 +10335,6 @@
       <w:tr>
         <w:tblPrEx>
           <w:tblLayout w:type="fixed"/>
-          <w:tblCellMar>
-            <w:top w:w="15" w:type="dxa"/>
-            <w:left w:w="15" w:type="dxa"/>
-            <w:bottom w:w="15" w:type="dxa"/>
-            <w:right w:w="15" w:type="dxa"/>
-          </w:tblCellMar>
         </w:tblPrEx>
         <w:trPr>
           <w:tblCellSpacing w:w="15" w:type="dxa"/>
@@ -11692,12 +11572,6 @@
       <w:tr>
         <w:tblPrEx>
           <w:tblLayout w:type="fixed"/>
-          <w:tblCellMar>
-            <w:top w:w="15" w:type="dxa"/>
-            <w:left w:w="15" w:type="dxa"/>
-            <w:bottom w:w="15" w:type="dxa"/>
-            <w:right w:w="15" w:type="dxa"/>
-          </w:tblCellMar>
         </w:tblPrEx>
         <w:trPr>
           <w:tblCellSpacing w:w="15" w:type="dxa"/>
@@ -11748,12 +11622,6 @@
       <w:tr>
         <w:tblPrEx>
           <w:tblLayout w:type="fixed"/>
-          <w:tblCellMar>
-            <w:top w:w="15" w:type="dxa"/>
-            <w:left w:w="15" w:type="dxa"/>
-            <w:bottom w:w="15" w:type="dxa"/>
-            <w:right w:w="15" w:type="dxa"/>
-          </w:tblCellMar>
         </w:tblPrEx>
         <w:trPr>
           <w:tblCellSpacing w:w="15" w:type="dxa"/>
@@ -11804,12 +11672,6 @@
       <w:tr>
         <w:tblPrEx>
           <w:tblLayout w:type="fixed"/>
-          <w:tblCellMar>
-            <w:top w:w="15" w:type="dxa"/>
-            <w:left w:w="15" w:type="dxa"/>
-            <w:bottom w:w="15" w:type="dxa"/>
-            <w:right w:w="15" w:type="dxa"/>
-          </w:tblCellMar>
         </w:tblPrEx>
         <w:trPr>
           <w:tblCellSpacing w:w="15" w:type="dxa"/>
@@ -11860,12 +11722,6 @@
       <w:tr>
         <w:tblPrEx>
           <w:tblLayout w:type="fixed"/>
-          <w:tblCellMar>
-            <w:top w:w="15" w:type="dxa"/>
-            <w:left w:w="15" w:type="dxa"/>
-            <w:bottom w:w="15" w:type="dxa"/>
-            <w:right w:w="15" w:type="dxa"/>
-          </w:tblCellMar>
         </w:tblPrEx>
         <w:trPr>
           <w:tblCellSpacing w:w="15" w:type="dxa"/>
@@ -11966,12 +11822,6 @@
       <w:tr>
         <w:tblPrEx>
           <w:tblLayout w:type="fixed"/>
-          <w:tblCellMar>
-            <w:top w:w="15" w:type="dxa"/>
-            <w:left w:w="15" w:type="dxa"/>
-            <w:bottom w:w="15" w:type="dxa"/>
-            <w:right w:w="15" w:type="dxa"/>
-          </w:tblCellMar>
         </w:tblPrEx>
         <w:trPr>
           <w:tblCellSpacing w:w="15" w:type="dxa"/>
@@ -12022,12 +11872,6 @@
       <w:tr>
         <w:tblPrEx>
           <w:tblLayout w:type="fixed"/>
-          <w:tblCellMar>
-            <w:top w:w="15" w:type="dxa"/>
-            <w:left w:w="15" w:type="dxa"/>
-            <w:bottom w:w="15" w:type="dxa"/>
-            <w:right w:w="15" w:type="dxa"/>
-          </w:tblCellMar>
         </w:tblPrEx>
         <w:trPr>
           <w:tblCellSpacing w:w="15" w:type="dxa"/>
@@ -13135,12 +12979,6 @@
       <w:tr>
         <w:tblPrEx>
           <w:tblLayout w:type="fixed"/>
-          <w:tblCellMar>
-            <w:top w:w="15" w:type="dxa"/>
-            <w:left w:w="15" w:type="dxa"/>
-            <w:bottom w:w="15" w:type="dxa"/>
-            <w:right w:w="15" w:type="dxa"/>
-          </w:tblCellMar>
         </w:tblPrEx>
         <w:trPr>
           <w:tblCellSpacing w:w="15" w:type="dxa"/>
@@ -23261,7 +23099,17 @@
         <w:suppressLineNumbers w:val="0"/>
       </w:pPr>
       <w:r>
-        <w:t>He brought it down with everything he had. The spear plunged through the fox’s skull. The body jerked once… then went still. Kael staggered back, breathing heavily, blood dripping from his shoulder.</w:t>
+        <w:t>He brought it down with everything he had. The spear p</w:t>
+      </w:r>
+      <w:r>
+        <w:rPr>
+          <w:rFonts w:hint="default"/>
+          <w:lang w:val="en"/>
+        </w:rPr>
+        <w:t>m</w:t>
+      </w:r>
+      <w:r>
+        <w:t>lunged through the fox’s skull. The body jerked once… then went still. Kael staggered back, breathing heavily, blood dripping from his shoulder.</w:t>
       </w:r>
     </w:p>
     <w:p>
@@ -23427,7 +23275,18 @@
         <w:keepLines w:val="0"/>
         <w:widowControl/>
         <w:suppressLineNumbers w:val="0"/>
-      </w:pPr>
+        <w:rPr>
+          <w:rFonts w:hint="default"/>
+          <w:lang w:val="en"/>
+        </w:rPr>
+      </w:pPr>
+      <w:r>
+        <w:rPr>
+          <w:rFonts w:hint="default"/>
+          <w:lang w:val="en"/>
+        </w:rPr>
+        <w:t>Chapter 12</w:t>
+      </w:r>
     </w:p>
     <w:p>
       <w:pPr>
@@ -23436,11 +23295,450 @@
         <w:keepLines w:val="0"/>
         <w:widowControl/>
         <w:suppressLineNumbers w:val="0"/>
+      </w:pPr>
+      <w:r>
+        <w:t>The surge of adrenaline faded, leaving behind a heavy, throbbing pain.</w:t>
+      </w:r>
+    </w:p>
+    <w:p>
+      <w:pPr>
+        <w:pStyle w:val="15"/>
+        <w:keepNext w:val="0"/>
+        <w:keepLines w:val="0"/>
+        <w:widowControl/>
+        <w:suppressLineNumbers w:val="0"/>
+      </w:pPr>
+      <w:r>
+        <w:t>Kael tried to lower his spear, but his left arm refused to respond. A sharp, burning sensation tore through his shoulder, as if heated metal had been driven into the joint. He glanced down. His shirt was shredded, soaked through with dark, spreading blood.</w:t>
+      </w:r>
+    </w:p>
+    <w:p>
+      <w:pPr>
+        <w:pStyle w:val="15"/>
+        <w:keepNext w:val="0"/>
+        <w:keepLines w:val="0"/>
+        <w:widowControl/>
+        <w:suppressLineNumbers w:val="0"/>
+      </w:pPr>
+      <w:r>
+        <w:t>“Kael, your heart rate is elevated. Blood loss is ongoing,” Iris said, her voice edged with urgency. “The lacerations are approximately three centimeters deep. Immediate compression is required.”</w:t>
+      </w:r>
+    </w:p>
+    <w:p>
+      <w:pPr>
+        <w:pStyle w:val="15"/>
+        <w:keepNext w:val="0"/>
+        <w:keepLines w:val="0"/>
+        <w:widowControl/>
+        <w:suppressLineNumbers w:val="0"/>
+      </w:pPr>
+      <w:r>
+        <w:t>Kael didn’t respond. His gaze had already shifted.</w:t>
+      </w:r>
+    </w:p>
+    <w:p>
+      <w:pPr>
+        <w:pStyle w:val="15"/>
+        <w:keepNext w:val="0"/>
+        <w:keepLines w:val="0"/>
+        <w:widowControl/>
+        <w:suppressLineNumbers w:val="0"/>
+      </w:pPr>
+      <w:r>
+        <w:t>Nakamura was on his knees beside Tanaka.</w:t>
+      </w:r>
+    </w:p>
+    <w:p>
+      <w:pPr>
+        <w:pStyle w:val="15"/>
+        <w:keepNext w:val="0"/>
+        <w:keepLines w:val="0"/>
+        <w:widowControl/>
+        <w:suppressLineNumbers w:val="0"/>
+      </w:pPr>
+      <w:r>
+        <w:t>“Father! Stay with me—look at me!”</w:t>
+      </w:r>
+    </w:p>
+    <w:p>
+      <w:pPr>
+        <w:pStyle w:val="15"/>
+        <w:keepNext w:val="0"/>
+        <w:keepLines w:val="0"/>
+        <w:widowControl/>
+        <w:suppressLineNumbers w:val="0"/>
+      </w:pPr>
+      <w:r>
+        <w:t>Tanaka lay flat, his face drained of color. His breaths were shallow, uneven. When he tried to speak, blood slipped from the corner of his lips, staining his beard.</w:t>
+      </w:r>
+    </w:p>
+    <w:p>
+      <w:pPr>
+        <w:pStyle w:val="15"/>
+        <w:keepNext w:val="0"/>
+        <w:keepLines w:val="0"/>
+        <w:widowControl/>
+        <w:suppressLineNumbers w:val="0"/>
+      </w:pPr>
+      <w:r>
+        <w:t>“I’m… fine…” he rasped weakly. “Just… give me a moment…”</w:t>
+      </w:r>
+    </w:p>
+    <w:p>
+      <w:pPr>
+        <w:pStyle w:val="15"/>
+        <w:keepNext w:val="0"/>
+        <w:keepLines w:val="0"/>
+        <w:widowControl/>
+        <w:suppressLineNumbers w:val="0"/>
+      </w:pPr>
+      <w:r>
+        <w:t>Maya rushed in, already pulling open a compact medical kit. Her movements were fast, precise—no hesitation.</w:t>
+      </w:r>
+    </w:p>
+    <w:p>
+      <w:pPr>
+        <w:pStyle w:val="15"/>
+        <w:keepNext w:val="0"/>
+        <w:keepLines w:val="0"/>
+        <w:widowControl/>
+        <w:suppressLineNumbers w:val="0"/>
+      </w:pPr>
+      <w:r>
+        <w:t>“Kael, sit,” she ordered.</w:t>
+      </w:r>
+    </w:p>
+    <w:p>
+      <w:pPr>
+        <w:pStyle w:val="15"/>
+        <w:keepNext w:val="0"/>
+        <w:keepLines w:val="0"/>
+        <w:widowControl/>
+        <w:suppressLineNumbers w:val="0"/>
+      </w:pPr>
+      <w:r>
+        <w:t>He didn’t argue.</w:t>
+      </w:r>
+    </w:p>
+    <w:p>
+      <w:pPr>
+        <w:pStyle w:val="15"/>
+        <w:keepNext w:val="0"/>
+        <w:keepLines w:val="0"/>
+        <w:widowControl/>
+        <w:suppressLineNumbers w:val="0"/>
+      </w:pPr>
+      <w:r>
+        <w:t>She cut away the torn fabric around his shoulder, exposing the wound. Blood welled up immediately.</w:t>
+      </w:r>
+    </w:p>
+    <w:p>
+      <w:pPr>
+        <w:pStyle w:val="15"/>
+        <w:keepNext w:val="0"/>
+        <w:keepLines w:val="0"/>
+        <w:widowControl/>
+        <w:suppressLineNumbers w:val="0"/>
+      </w:pPr>
+      <w:r>
+        <w:t>“Hold still.”</w:t>
+      </w:r>
+    </w:p>
+    <w:p>
+      <w:pPr>
+        <w:pStyle w:val="15"/>
+        <w:keepNext w:val="0"/>
+        <w:keepLines w:val="0"/>
+        <w:widowControl/>
+        <w:suppressLineNumbers w:val="0"/>
+      </w:pPr>
+      <w:r>
+        <w:t>She poured a sterilizing solution over the gash. Kael flinched sharply.</w:t>
+      </w:r>
+    </w:p>
+    <w:p>
+      <w:pPr>
+        <w:pStyle w:val="15"/>
+        <w:keepNext w:val="0"/>
+        <w:keepLines w:val="0"/>
+        <w:widowControl/>
+        <w:suppressLineNumbers w:val="0"/>
+      </w:pPr>
+      <w:r>
+        <w:t>“Tch—!”</w:t>
+      </w:r>
+    </w:p>
+    <w:p>
+      <w:pPr>
+        <w:pStyle w:val="15"/>
+        <w:keepNext w:val="0"/>
+        <w:keepLines w:val="0"/>
+        <w:widowControl/>
+        <w:suppressLineNumbers w:val="0"/>
+      </w:pPr>
+      <w:r>
+        <w:t>“Don’t move,” she snapped. “If I don’t clean it, it’ll get infected.”</w:t>
+      </w:r>
+    </w:p>
+    <w:p>
+      <w:pPr>
+        <w:pStyle w:val="15"/>
+        <w:keepNext w:val="0"/>
+        <w:keepLines w:val="0"/>
+        <w:widowControl/>
+        <w:suppressLineNumbers w:val="0"/>
+      </w:pPr>
+      <w:r>
+        <w:t>She wiped the wound quickly, clearing the blood, then pressed a thick compression pad directly over it.</w:t>
+      </w:r>
+    </w:p>
+    <w:p>
+      <w:pPr>
+        <w:pStyle w:val="15"/>
+        <w:keepNext w:val="0"/>
+        <w:keepLines w:val="0"/>
+        <w:widowControl/>
+        <w:suppressLineNumbers w:val="0"/>
+      </w:pPr>
+      <w:r>
+        <w:t>“Apply pressure,” she said, guiding his hand over it. “Hard.”</w:t>
+      </w:r>
+    </w:p>
+    <w:p>
+      <w:pPr>
+        <w:pStyle w:val="15"/>
+        <w:keepNext w:val="0"/>
+        <w:keepLines w:val="0"/>
+        <w:widowControl/>
+        <w:suppressLineNumbers w:val="0"/>
+      </w:pPr>
+      <w:r>
+        <w:t>Kael clenched his jaw and pressed down. Pain shot through his arm, but he held it.</w:t>
+      </w:r>
+    </w:p>
+    <w:p>
+      <w:pPr>
+        <w:pStyle w:val="15"/>
+        <w:keepNext w:val="0"/>
+        <w:keepLines w:val="0"/>
+        <w:widowControl/>
+        <w:suppressLineNumbers w:val="0"/>
+      </w:pPr>
+      <w:r>
+        <w:t>Maya wrapped a tight bandage around his shoulder and torso, securing the pad firmly in place.</w:t>
+      </w:r>
+    </w:p>
+    <w:p>
+      <w:pPr>
+        <w:pStyle w:val="15"/>
+        <w:keepNext w:val="0"/>
+        <w:keepLines w:val="0"/>
+        <w:widowControl/>
+        <w:suppressLineNumbers w:val="0"/>
+      </w:pPr>
+      <w:r>
+        <w:t>“That will slow the bleeding. Don’t overuse that arm.”</w:t>
+      </w:r>
+    </w:p>
+    <w:p>
+      <w:pPr>
+        <w:pStyle w:val="15"/>
+        <w:keepNext w:val="0"/>
+        <w:keepLines w:val="0"/>
+        <w:widowControl/>
+        <w:suppressLineNumbers w:val="0"/>
+      </w:pPr>
+      <w:r>
+        <w:t>Before he could respond, she was already moving.</w:t>
+      </w:r>
+    </w:p>
+    <w:p>
+      <w:pPr>
+        <w:pStyle w:val="15"/>
+        <w:keepNext w:val="0"/>
+        <w:keepLines w:val="0"/>
+        <w:widowControl/>
+        <w:suppressLineNumbers w:val="0"/>
+      </w:pPr>
+      <w:r>
+        <w:t>“Help him sit up—slowly,” she told Nakamura and Hirota.</w:t>
+      </w:r>
+    </w:p>
+    <w:p>
+      <w:pPr>
+        <w:pStyle w:val="15"/>
+        <w:keepNext w:val="0"/>
+        <w:keepLines w:val="0"/>
+        <w:widowControl/>
+        <w:suppressLineNumbers w:val="0"/>
+      </w:pPr>
+      <w:r>
+        <w:t>They lifted Tanaka carefully, supporting his back while keeping him steady.</w:t>
+      </w:r>
+    </w:p>
+    <w:p>
+      <w:pPr>
+        <w:pStyle w:val="15"/>
+        <w:keepNext w:val="0"/>
+        <w:keepLines w:val="0"/>
+        <w:widowControl/>
+        <w:suppressLineNumbers w:val="0"/>
+      </w:pPr>
+      <w:r>
+        <w:t>Maya knelt in front of him, her expression tightening as she assessed his condition.</w:t>
+      </w:r>
+    </w:p>
+    <w:p>
+      <w:pPr>
+        <w:pStyle w:val="15"/>
+        <w:keepNext w:val="0"/>
+        <w:keepLines w:val="0"/>
+        <w:widowControl/>
+        <w:suppressLineNumbers w:val="0"/>
+      </w:pPr>
+      <w:r>
+        <w:t>“His breathing is unstable,” she muttered.</w:t>
+      </w:r>
+    </w:p>
+    <w:p>
+      <w:pPr>
+        <w:pStyle w:val="15"/>
+        <w:keepNext w:val="0"/>
+        <w:keepLines w:val="0"/>
+        <w:widowControl/>
+        <w:suppressLineNumbers w:val="0"/>
+      </w:pPr>
+      <w:r>
+        <w:t>She wiped the blood from his mouth, then checked his ribs with gentle but firm pressure.</w:t>
+      </w:r>
+    </w:p>
+    <w:p>
+      <w:pPr>
+        <w:pStyle w:val="15"/>
+        <w:keepNext w:val="0"/>
+        <w:keepLines w:val="0"/>
+        <w:widowControl/>
+        <w:suppressLineNumbers w:val="0"/>
+      </w:pPr>
+      <w:r>
+        <w:t>Tanaka winced.</w:t>
+      </w:r>
+    </w:p>
+    <w:p>
+      <w:pPr>
+        <w:pStyle w:val="15"/>
+        <w:keepNext w:val="0"/>
+        <w:keepLines w:val="0"/>
+        <w:widowControl/>
+        <w:suppressLineNumbers w:val="0"/>
+      </w:pPr>
+      <w:r>
+        <w:t>“…Possible internal injury,” she said under her breath.</w:t>
+      </w:r>
+    </w:p>
+    <w:p>
+      <w:pPr>
+        <w:pStyle w:val="15"/>
+        <w:keepNext w:val="0"/>
+        <w:keepLines w:val="0"/>
+        <w:widowControl/>
+        <w:suppressLineNumbers w:val="0"/>
+      </w:pPr>
+      <w:r>
+        <w:t>She pulled out a small inhalation aid from the kit and positioned it near his nose.</w:t>
+      </w:r>
+    </w:p>
+    <w:p>
+      <w:pPr>
+        <w:pStyle w:val="15"/>
+        <w:keepNext w:val="0"/>
+        <w:keepLines w:val="0"/>
+        <w:widowControl/>
+        <w:suppressLineNumbers w:val="0"/>
+      </w:pPr>
+      <w:r>
+        <w:t>“Breathe slowly,” she instructed. “Don’t force it.”</w:t>
+      </w:r>
+    </w:p>
+    <w:p>
+      <w:pPr>
+        <w:pStyle w:val="15"/>
+        <w:keepNext w:val="0"/>
+        <w:keepLines w:val="0"/>
+        <w:widowControl/>
+        <w:suppressLineNumbers w:val="0"/>
+      </w:pPr>
+      <w:r>
+        <w:t>Then she wrapped a supportive band tightly around his torso to stabilize his chest.</w:t>
+      </w:r>
+    </w:p>
+    <w:p>
+      <w:pPr>
+        <w:pStyle w:val="15"/>
+        <w:keepNext w:val="0"/>
+        <w:keepLines w:val="0"/>
+        <w:widowControl/>
+        <w:suppressLineNumbers w:val="0"/>
+      </w:pPr>
+      <w:r>
+        <w:t>“Keep him upright. Don’t let him lie flat,” she added. “It’ll make breathing harder.”</w:t>
+      </w:r>
+    </w:p>
+    <w:p>
+      <w:pPr>
+        <w:pStyle w:val="15"/>
+        <w:keepNext w:val="0"/>
+        <w:keepLines w:val="0"/>
+        <w:widowControl/>
+        <w:suppressLineNumbers w:val="0"/>
+      </w:pPr>
+      <w:r>
+        <w:t>Nakamura nodded, holding his father firmly.</w:t>
+      </w:r>
+    </w:p>
+    <w:p>
+      <w:pPr>
+        <w:pStyle w:val="15"/>
+        <w:keepNext w:val="0"/>
+        <w:keepLines w:val="0"/>
+        <w:widowControl/>
+        <w:suppressLineNumbers w:val="0"/>
+      </w:pPr>
+      <w:r>
+        <w:t>Maya exhaled once, steadying herself.</w:t>
+      </w:r>
+    </w:p>
+    <w:p>
+      <w:pPr>
+        <w:pStyle w:val="15"/>
+        <w:keepNext w:val="0"/>
+        <w:keepLines w:val="0"/>
+        <w:widowControl/>
+        <w:suppressLineNumbers w:val="0"/>
+      </w:pPr>
+      <w:r>
+        <w:t>“For now… this will keep both of you alive.”</w:t>
+      </w:r>
+    </w:p>
+    <w:p>
+      <w:pPr>
+        <w:pStyle w:val="15"/>
+        <w:keepNext w:val="0"/>
+        <w:keepLines w:val="0"/>
+        <w:widowControl/>
+        <w:suppressLineNumbers w:val="0"/>
         <w:rPr>
           <w:rFonts w:hint="default"/>
           <w:lang w:val="en"/>
         </w:rPr>
       </w:pPr>
+      <w:r>
+        <w:rPr>
+          <w:rFonts w:hint="default"/>
+          <w:lang w:val="en"/>
+        </w:rPr>
+        <w:t xml:space="preserve">Everyone looked at Maya in a different </w:t>
+      </w:r>
       <w:bookmarkStart w:id="0" w:name="_GoBack"/>
       <w:bookmarkEnd w:id="0"/>
     </w:p>
